--- a/downloads/handouts/Unit 07/Handout 07.04 - Three-Part Answer and STAR Planner.docx
+++ b/downloads/handouts/Unit 07/Handout 07.04 - Three-Part Answer and STAR Planner.docx
@@ -175,8 +175,11 @@
       </w:r>
     </w:p>
     <w:p>
-      <w:r>
-        <w:br w:type="page"/>
+      <w:pPr>
+        <w:pStyle w:val="BodyText"/>
+      </w:pPr>
+      <w:r>
+        <w:t xml:space="preserve">____________________________________________________________________</w:t>
       </w:r>
     </w:p>
     <w:p>
@@ -191,8 +194,11 @@
       </w:r>
     </w:p>
     <w:p>
-      <w:r>
-        <w:br w:type="page"/>
+      <w:pPr>
+        <w:pStyle w:val="BodyText"/>
+      </w:pPr>
+      <w:r>
+        <w:t xml:space="preserve">____________________________________________________________________</w:t>
       </w:r>
     </w:p>
     <w:p>
@@ -371,7 +377,7 @@
         <w:rPr>
           <w:b/>
         </w:rPr>
-        <w:t xml:space="preserve">Sentence starters in four languages</w:t>
+        <w:t xml:space="preserve">Sentence starters in English and Spanish</w:t>
       </w:r>
     </w:p>
     <w:tbl>
@@ -381,10 +387,8 @@
         <w:tblLook w:firstRow="1"/>
       </w:tblPr>
       <w:tblGrid>
-        <w:gridCol w:w="1980"/>
-        <w:gridCol w:w="1980"/>
-        <w:gridCol w:w="1980"/>
-        <w:gridCol w:w="1980"/>
+        <w:gridCol w:w="3960"/>
+        <w:gridCol w:w="3960"/>
       </w:tblGrid>
       <w:tr>
         <w:trPr>
@@ -420,40 +424,6 @@
               <w:jc w:val="left"/>
             </w:pPr>
             <w:r>
-              <w:t xml:space="preserve">Turkish</w:t>
-            </w:r>
-          </w:p>
-        </w:tc>
-        <w:tc>
-          <w:tcPr>
-            <w:tcBorders>
-              <w:bottom w:val="single"/>
-            </w:tcBorders>
-            <w:vAlign w:val="bottom"/>
-          </w:tcPr>
-          <w:p>
-            <w:pPr>
-              <w:pStyle w:val="Compact"/>
-              <w:jc w:val="left"/>
-            </w:pPr>
-            <w:r>
-              <w:t xml:space="preserve">Portuguese</w:t>
-            </w:r>
-          </w:p>
-        </w:tc>
-        <w:tc>
-          <w:tcPr>
-            <w:tcBorders>
-              <w:bottom w:val="single"/>
-            </w:tcBorders>
-            <w:vAlign w:val="bottom"/>
-          </w:tcPr>
-          <w:p>
-            <w:pPr>
-              <w:pStyle w:val="Compact"/>
-              <w:jc w:val="left"/>
-            </w:pPr>
-            <w:r>
               <w:t xml:space="preserve">Spanish</w:t>
             </w:r>
           </w:p>
@@ -478,28 +448,6 @@
               <w:jc w:val="left"/>
             </w:pPr>
             <w:r>
-              <w:t xml:space="preserve">Adım ___ ve ___. sınıfa gidiyorum.</w:t>
-            </w:r>
-          </w:p>
-        </w:tc>
-        <w:tc>
-          <w:p>
-            <w:pPr>
-              <w:pStyle w:val="Compact"/>
-              <w:jc w:val="left"/>
-            </w:pPr>
-            <w:r>
-              <w:t xml:space="preserve">Meu nome é ___ e eu estou no ___ ano.</w:t>
-            </w:r>
-          </w:p>
-        </w:tc>
-        <w:tc>
-          <w:p>
-            <w:pPr>
-              <w:pStyle w:val="Compact"/>
-              <w:jc w:val="left"/>
-            </w:pPr>
-            <w:r>
               <w:t xml:space="preserve">Me llamo ___ y estoy en ___ grado.</w:t>
             </w:r>
           </w:p>
@@ -524,28 +472,6 @@
               <w:jc w:val="left"/>
             </w:pPr>
             <w:r>
-              <w:t xml:space="preserve">Şu anda ___ yapıyorum.</w:t>
-            </w:r>
-          </w:p>
-        </w:tc>
-        <w:tc>
-          <w:p>
-            <w:pPr>
-              <w:pStyle w:val="Compact"/>
-              <w:jc w:val="left"/>
-            </w:pPr>
-            <w:r>
-              <w:t xml:space="preserve">Atualmente eu ___.</w:t>
-            </w:r>
-          </w:p>
-        </w:tc>
-        <w:tc>
-          <w:p>
-            <w:pPr>
-              <w:pStyle w:val="Compact"/>
-              <w:jc w:val="left"/>
-            </w:pPr>
-            <w:r>
               <w:t xml:space="preserve">Ahora mismo yo ___.</w:t>
             </w:r>
           </w:p>
@@ -570,18 +496,7 @@
               <w:jc w:val="left"/>
             </w:pPr>
             <w:r>
-              <w:t xml:space="preserve">___ konusunda iyiyim.</w:t>
-            </w:r>
-          </w:p>
-        </w:tc>
-        <w:tc>
-          <w:p>
-            <w:pPr>
-              <w:pStyle w:val="Compact"/>
-              <w:jc w:val="left"/>
-            </w:pPr>
-            <w:r>
-              <w:t xml:space="preserve">Eu sou bom em</w:t>
+              <w:t xml:space="preserve">Soy bueno en</w:t>
             </w:r>
             <w:r>
               <w:t xml:space="preserve"> </w:t>
@@ -591,7 +506,7 @@
                 <w:i/>
                 <w:b/>
               </w:rPr>
-              <w:t xml:space="preserve">. / Eu sou boa em</w:t>
+              <w:t xml:space="preserve">. / Soy buena en</w:t>
             </w:r>
             <w:r>
               <w:rPr>
@@ -605,37 +520,6 @@
             </w:r>
           </w:p>
         </w:tc>
-        <w:tc>
-          <w:p>
-            <w:pPr>
-              <w:pStyle w:val="Compact"/>
-              <w:jc w:val="left"/>
-            </w:pPr>
-            <w:r>
-              <w:t xml:space="preserve">Soy bueno en</w:t>
-            </w:r>
-            <w:r>
-              <w:t xml:space="preserve"> </w:t>
-            </w:r>
-            <w:r>
-              <w:rPr>
-                <w:i/>
-                <w:b/>
-              </w:rPr>
-              <w:t xml:space="preserve">. / Soy buena en</w:t>
-            </w:r>
-            <w:r>
-              <w:rPr>
-                <w:i/>
-                <w:b/>
-              </w:rPr>
-              <w:t xml:space="preserve"> </w:t>
-            </w:r>
-            <w:r>
-              <w:t xml:space="preserve">.</w:t>
-            </w:r>
-          </w:p>
-        </w:tc>
       </w:tr>
       <w:tr>
         <w:tc>
@@ -656,28 +540,6 @@
               <w:jc w:val="left"/>
             </w:pPr>
             <w:r>
-              <w:t xml:space="preserve">Bunu ___ yaptığımda gösterdim.</w:t>
-            </w:r>
-          </w:p>
-        </w:tc>
-        <w:tc>
-          <w:p>
-            <w:pPr>
-              <w:pStyle w:val="Compact"/>
-              <w:jc w:val="left"/>
-            </w:pPr>
-            <w:r>
-              <w:t xml:space="preserve">Eu mostrei isso quando eu ___.</w:t>
-            </w:r>
-          </w:p>
-        </w:tc>
-        <w:tc>
-          <w:p>
-            <w:pPr>
-              <w:pStyle w:val="Compact"/>
-              <w:jc w:val="left"/>
-            </w:pPr>
-            <w:r>
               <w:t xml:space="preserve">Lo demostré cuando ___.</w:t>
             </w:r>
           </w:p>
@@ -692,28 +554,6 @@
             </w:pPr>
             <w:r>
               <w:t xml:space="preserve">I would be good at this job because ___.</w:t>
-            </w:r>
-          </w:p>
-        </w:tc>
-        <w:tc>
-          <w:p>
-            <w:pPr>
-              <w:pStyle w:val="Compact"/>
-              <w:jc w:val="left"/>
-            </w:pPr>
-            <w:r>
-              <w:t xml:space="preserve">Bu iş için uygun olurdum çünkü ___.</w:t>
-            </w:r>
-          </w:p>
-        </w:tc>
-        <w:tc>
-          <w:p>
-            <w:pPr>
-              <w:pStyle w:val="Compact"/>
-              <w:jc w:val="left"/>
-            </w:pPr>
-            <w:r>
-              <w:t xml:space="preserve">Eu seria bom para este trabalho porque ___.</w:t>
             </w:r>
           </w:p>
         </w:tc>
@@ -777,13 +617,19 @@
       </w:r>
     </w:p>
     <w:p>
-      <w:r>
-        <w:br w:type="page"/>
-      </w:r>
-    </w:p>
-    <w:p>
-      <w:r>
-        <w:br w:type="page"/>
+      <w:pPr>
+        <w:pStyle w:val="BodyText"/>
+      </w:pPr>
+      <w:r>
+        <w:t xml:space="preserve">____________________________________________________________________</w:t>
+      </w:r>
+    </w:p>
+    <w:p>
+      <w:pPr>
+        <w:pStyle w:val="BodyText"/>
+      </w:pPr>
+      <w:r>
+        <w:t xml:space="preserve">____________________________________________________________________</w:t>
       </w:r>
     </w:p>
     <w:p>
@@ -804,13 +650,19 @@
       </w:r>
     </w:p>
     <w:p>
-      <w:r>
-        <w:br w:type="page"/>
-      </w:r>
-    </w:p>
-    <w:p>
-      <w:r>
-        <w:br w:type="page"/>
+      <w:pPr>
+        <w:pStyle w:val="BodyText"/>
+      </w:pPr>
+      <w:r>
+        <w:t xml:space="preserve">____________________________________________________________________</w:t>
+      </w:r>
+    </w:p>
+    <w:p>
+      <w:pPr>
+        <w:pStyle w:val="BodyText"/>
+      </w:pPr>
+      <w:r>
+        <w:t xml:space="preserve">____________________________________________________________________</w:t>
       </w:r>
     </w:p>
     <w:p>
@@ -833,13 +685,19 @@
       </w:r>
     </w:p>
     <w:p>
-      <w:r>
-        <w:br w:type="page"/>
-      </w:r>
-    </w:p>
-    <w:p>
-      <w:r>
-        <w:br w:type="page"/>
+      <w:pPr>
+        <w:pStyle w:val="BodyText"/>
+      </w:pPr>
+      <w:r>
+        <w:t xml:space="preserve">____________________________________________________________________</w:t>
+      </w:r>
+    </w:p>
+    <w:p>
+      <w:pPr>
+        <w:pStyle w:val="BodyText"/>
+      </w:pPr>
+      <w:r>
+        <w:t xml:space="preserve">____________________________________________________________________</w:t>
       </w:r>
     </w:p>
     <w:p>
@@ -981,8 +839,11 @@
       </w:r>
     </w:p>
     <w:p>
-      <w:r>
-        <w:br w:type="page"/>
+      <w:pPr>
+        <w:pStyle w:val="BodyText"/>
+      </w:pPr>
+      <w:r>
+        <w:t xml:space="preserve">____________________________________________________________________</w:t>
       </w:r>
     </w:p>
     <w:p>
@@ -1349,20 +1210,18 @@
         <w:rPr>
           <w:b/>
         </w:rPr>
-        <w:t xml:space="preserve">Sentence starters in four languages</w:t>
+        <w:t xml:space="preserve">Sentence starters in English and Spanish</w:t>
       </w:r>
     </w:p>
     <w:tbl>
       <w:tblPr>
         <w:tblStyle w:val="Table"/>
-        <w:tblW w:type="pct" w:w="5000.0"/>
+        <w:tblW w:type="pct" w:w="5000"/>
         <w:tblLook w:firstRow="1"/>
       </w:tblPr>
       <w:tblGrid>
-        <w:gridCol w:w="1980"/>
-        <w:gridCol w:w="1980"/>
-        <w:gridCol w:w="1980"/>
-        <w:gridCol w:w="1980"/>
+        <w:gridCol w:w="4680"/>
+        <w:gridCol w:w="4680"/>
       </w:tblGrid>
       <w:tr>
         <w:trPr>
@@ -1370,6 +1229,7 @@
         </w:trPr>
         <w:tc>
           <w:tcPr>
+            <w:tcW w:type="dxa" w:w="4680"/>
             <w:tcBorders>
               <w:bottom w:val="single"/>
             </w:tcBorders>
@@ -1387,6 +1247,7 @@
         </w:tc>
         <w:tc>
           <w:tcPr>
+            <w:tcW w:type="dxa" w:w="4680"/>
             <w:tcBorders>
               <w:bottom w:val="single"/>
             </w:tcBorders>
@@ -1398,40 +1259,6 @@
               <w:jc w:val="left"/>
             </w:pPr>
             <w:r>
-              <w:t xml:space="preserve">Turkish</w:t>
-            </w:r>
-          </w:p>
-        </w:tc>
-        <w:tc>
-          <w:tcPr>
-            <w:tcBorders>
-              <w:bottom w:val="single"/>
-            </w:tcBorders>
-            <w:vAlign w:val="bottom"/>
-          </w:tcPr>
-          <w:p>
-            <w:pPr>
-              <w:pStyle w:val="Compact"/>
-              <w:jc w:val="left"/>
-            </w:pPr>
-            <w:r>
-              <w:t xml:space="preserve">Portuguese</w:t>
-            </w:r>
-          </w:p>
-        </w:tc>
-        <w:tc>
-          <w:tcPr>
-            <w:tcBorders>
-              <w:bottom w:val="single"/>
-            </w:tcBorders>
-            <w:vAlign w:val="bottom"/>
-          </w:tcPr>
-          <w:p>
-            <w:pPr>
-              <w:pStyle w:val="Compact"/>
-              <w:jc w:val="left"/>
-            </w:pPr>
-            <w:r>
               <w:t xml:space="preserve">Spanish</w:t>
             </w:r>
           </w:p>
@@ -1439,6 +1266,9 @@
       </w:tr>
       <w:tr>
         <w:tc>
+          <w:tcPr>
+            <w:tcW w:type="dxa" w:w="4680"/>
+          </w:tcPr>
           <w:p>
             <w:pPr>
               <w:pStyle w:val="Compact"/>
@@ -1450,28 +1280,9 @@
           </w:p>
         </w:tc>
         <w:tc>
-          <w:p>
-            <w:pPr>
-              <w:pStyle w:val="Compact"/>
-              <w:jc w:val="left"/>
-            </w:pPr>
-            <w:r>
-              <w:t xml:space="preserve">Durum şöyleydi: ___.</w:t>
-            </w:r>
-          </w:p>
-        </w:tc>
-        <w:tc>
-          <w:p>
-            <w:pPr>
-              <w:pStyle w:val="Compact"/>
-              <w:jc w:val="left"/>
-            </w:pPr>
-            <w:r>
-              <w:t xml:space="preserve">A situação era ___.</w:t>
-            </w:r>
-          </w:p>
-        </w:tc>
-        <w:tc>
+          <w:tcPr>
+            <w:tcW w:type="dxa" w:w="4680"/>
+          </w:tcPr>
           <w:p>
             <w:pPr>
               <w:pStyle w:val="Compact"/>
@@ -1485,6 +1296,9 @@
       </w:tr>
       <w:tr>
         <w:tc>
+          <w:tcPr>
+            <w:tcW w:type="dxa" w:w="4680"/>
+          </w:tcPr>
           <w:p>
             <w:pPr>
               <w:pStyle w:val="Compact"/>
@@ -1496,28 +1310,9 @@
           </w:p>
         </w:tc>
         <w:tc>
-          <w:p>
-            <w:pPr>
-              <w:pStyle w:val="Compact"/>
-              <w:jc w:val="left"/>
-            </w:pPr>
-            <w:r>
-              <w:t xml:space="preserve">Benim görevim ___ yapmaktı.</w:t>
-            </w:r>
-          </w:p>
-        </w:tc>
-        <w:tc>
-          <w:p>
-            <w:pPr>
-              <w:pStyle w:val="Compact"/>
-              <w:jc w:val="left"/>
-            </w:pPr>
-            <w:r>
-              <w:t xml:space="preserve">Meu trabalho era ___.</w:t>
-            </w:r>
-          </w:p>
-        </w:tc>
-        <w:tc>
+          <w:tcPr>
+            <w:tcW w:type="dxa" w:w="4680"/>
+          </w:tcPr>
           <w:p>
             <w:pPr>
               <w:pStyle w:val="Compact"/>
@@ -1531,6 +1326,9 @@
       </w:tr>
       <w:tr>
         <w:tc>
+          <w:tcPr>
+            <w:tcW w:type="dxa" w:w="4680"/>
+          </w:tcPr>
           <w:p>
             <w:pPr>
               <w:pStyle w:val="Compact"/>
@@ -1542,28 +1340,9 @@
           </w:p>
         </w:tc>
         <w:tc>
-          <w:p>
-            <w:pPr>
-              <w:pStyle w:val="Compact"/>
-              <w:jc w:val="left"/>
-            </w:pPr>
-            <w:r>
-              <w:t xml:space="preserve">Bir şey ters gitti: ___.</w:t>
-            </w:r>
-          </w:p>
-        </w:tc>
-        <w:tc>
-          <w:p>
-            <w:pPr>
-              <w:pStyle w:val="Compact"/>
-              <w:jc w:val="left"/>
-            </w:pPr>
-            <w:r>
-              <w:t xml:space="preserve">Algo deu errado: ___.</w:t>
-            </w:r>
-          </w:p>
-        </w:tc>
-        <w:tc>
+          <w:tcPr>
+            <w:tcW w:type="dxa" w:w="4680"/>
+          </w:tcPr>
           <w:p>
             <w:pPr>
               <w:pStyle w:val="Compact"/>
@@ -1577,6 +1356,9 @@
       </w:tr>
       <w:tr>
         <w:tc>
+          <w:tcPr>
+            <w:tcW w:type="dxa" w:w="4680"/>
+          </w:tcPr>
           <w:p>
             <w:pPr>
               <w:pStyle w:val="Compact"/>
@@ -1588,28 +1370,9 @@
           </w:p>
         </w:tc>
         <w:tc>
-          <w:p>
-            <w:pPr>
-              <w:pStyle w:val="Compact"/>
-              <w:jc w:val="left"/>
-            </w:pPr>
-            <w:r>
-              <w:t xml:space="preserve">Bu yüzden ___ yaptım.</w:t>
-            </w:r>
-          </w:p>
-        </w:tc>
-        <w:tc>
-          <w:p>
-            <w:pPr>
-              <w:pStyle w:val="Compact"/>
-              <w:jc w:val="left"/>
-            </w:pPr>
-            <w:r>
-              <w:t xml:space="preserve">Então o que eu fiz foi ___.</w:t>
-            </w:r>
-          </w:p>
-        </w:tc>
-        <w:tc>
+          <w:tcPr>
+            <w:tcW w:type="dxa" w:w="4680"/>
+          </w:tcPr>
           <w:p>
             <w:pPr>
               <w:pStyle w:val="Compact"/>
@@ -1623,6 +1386,9 @@
       </w:tr>
       <w:tr>
         <w:tc>
+          <w:tcPr>
+            <w:tcW w:type="dxa" w:w="4680"/>
+          </w:tcPr>
           <w:p>
             <w:pPr>
               <w:pStyle w:val="Compact"/>
@@ -1634,28 +1400,9 @@
           </w:p>
         </w:tc>
         <w:tc>
-          <w:p>
-            <w:pPr>
-              <w:pStyle w:val="Compact"/>
-              <w:jc w:val="left"/>
-            </w:pPr>
-            <w:r>
-              <w:t xml:space="preserve">Sonuç ___ oldu.</w:t>
-            </w:r>
-          </w:p>
-        </w:tc>
-        <w:tc>
-          <w:p>
-            <w:pPr>
-              <w:pStyle w:val="Compact"/>
-              <w:jc w:val="left"/>
-            </w:pPr>
-            <w:r>
-              <w:t xml:space="preserve">O resultado foi ___.</w:t>
-            </w:r>
-          </w:p>
-        </w:tc>
-        <w:tc>
+          <w:tcPr>
+            <w:tcW w:type="dxa" w:w="4680"/>
+          </w:tcPr>
           <w:p>
             <w:pPr>
               <w:pStyle w:val="Compact"/>
@@ -2071,13 +1818,25 @@
       </w:r>
     </w:p>
     <w:p>
-      <w:r>
-        <w:br w:type="page"/>
-      </w:r>
-    </w:p>
-    <w:p>
-      <w:r>
-        <w:br w:type="page"/>
+      <w:pPr>
+        <w:numPr>
+          <w:ilvl w:val="0"/>
+          <w:numId w:val="1005"/>
+        </w:numPr>
+      </w:pPr>
+      <w:r>
+        <w:t xml:space="preserve">____________________________________________________________________</w:t>
+      </w:r>
+    </w:p>
+    <w:p>
+      <w:pPr>
+        <w:numPr>
+          <w:ilvl w:val="0"/>
+          <w:numId w:val="1005"/>
+        </w:numPr>
+      </w:pPr>
+      <w:r>
+        <w:t xml:space="preserve">____________________________________________________________________</w:t>
       </w:r>
     </w:p>
     <w:p>
@@ -2092,8 +1851,11 @@
       </w:r>
     </w:p>
     <w:p>
-      <w:r>
-        <w:br w:type="page"/>
+      <w:pPr>
+        <w:pStyle w:val="BodyText"/>
+      </w:pPr>
+      <w:r>
+        <w:t xml:space="preserve">____________________________________________________________________</w:t>
       </w:r>
     </w:p>
     <w:sectPr>

--- a/downloads/handouts/Unit 07/Handout 07.04 - Three-Part Answer and STAR Planner.docx
+++ b/downloads/handouts/Unit 07/Handout 07.04 - Three-Part Answer and STAR Planner.docx
@@ -34,7 +34,7 @@
         <w:rPr>
           <w:b/>
         </w:rPr>
-        <w:t xml:space="preserve">Keep this. Both halves go in your Career Readiness portfolio on the last day of the course, and you will use both of them in the mock interview tomorrow.</w:t>
+        <w:t xml:space="preserve">Keep this. You will use both halves in the practice interview tomorrow. Both halves also go in your Career Readiness portfolio (your folder of proof) on the last day of the course.</w:t>
       </w:r>
     </w:p>
     <w:p>
@@ -52,7 +52,7 @@
         <w:pStyle w:val="FirstParagraph"/>
       </w:pPr>
       <w:r>
-        <w:t xml:space="preserve">From the class anchor chart. Write down the words the class said. Circle the three that came up most.</w:t>
+        <w:t xml:space="preserve">Look at the class chart. Write down the words the class said. Circle the three that came up most.</w:t>
       </w:r>
     </w:p>
     <w:tbl>
@@ -179,7 +179,7 @@
         <w:pStyle w:val="BodyText"/>
       </w:pPr>
       <w:r>
-        <w:t xml:space="preserve">____________________________________________________________________</w:t>
+        <w:t xml:space="preserve">Line 1: ____________________________________________________________________</w:t>
       </w:r>
     </w:p>
     <w:p>
@@ -198,7 +198,7 @@
         <w:pStyle w:val="BodyText"/>
       </w:pPr>
       <w:r>
-        <w:t xml:space="preserve">____________________________________________________________________</w:t>
+        <w:t xml:space="preserve">Line 1: ____________________________________________________________________</w:t>
       </w:r>
     </w:p>
     <w:p>
@@ -330,7 +330,7 @@
               <w:jc w:val="left"/>
             </w:pPr>
             <w:r>
-              <w:t xml:space="preserve">One or two skills, and where you can prove them.</w:t>
+              <w:t xml:space="preserve">One or two skills, and where you can prove them (a rubric, a project, a lab).</w:t>
             </w:r>
           </w:p>
         </w:tc>
@@ -588,7 +588,7 @@
         <w:rPr>
           <w:b/>
         </w:rPr>
-        <w:t xml:space="preserve">The job I am applying to</w:t>
+        <w:t xml:space="preserve">The job I am applying for</w:t>
       </w:r>
       <w:r>
         <w:t xml:space="preserve"> </w:t>
@@ -621,7 +621,7 @@
         <w:pStyle w:val="BodyText"/>
       </w:pPr>
       <w:r>
-        <w:t xml:space="preserve">____________________________________________________________________</w:t>
+        <w:t xml:space="preserve">Line 1: ____________________________________________________________________</w:t>
       </w:r>
     </w:p>
     <w:p>
@@ -629,7 +629,7 @@
         <w:pStyle w:val="BodyText"/>
       </w:pPr>
       <w:r>
-        <w:t xml:space="preserve">____________________________________________________________________</w:t>
+        <w:t xml:space="preserve">Line 2: ____________________________________________________________________</w:t>
       </w:r>
     </w:p>
     <w:p>
@@ -654,7 +654,7 @@
         <w:pStyle w:val="BodyText"/>
       </w:pPr>
       <w:r>
-        <w:t xml:space="preserve">____________________________________________________________________</w:t>
+        <w:t xml:space="preserve">Line 1: ____________________________________________________________________</w:t>
       </w:r>
     </w:p>
     <w:p>
@@ -662,7 +662,7 @@
         <w:pStyle w:val="BodyText"/>
       </w:pPr>
       <w:r>
-        <w:t xml:space="preserve">____________________________________________________________________</w:t>
+        <w:t xml:space="preserve">Line 2: ____________________________________________________________________</w:t>
       </w:r>
     </w:p>
     <w:p>
@@ -689,7 +689,7 @@
         <w:pStyle w:val="BodyText"/>
       </w:pPr>
       <w:r>
-        <w:t xml:space="preserve">____________________________________________________________________</w:t>
+        <w:t xml:space="preserve">Line 1: ____________________________________________________________________</w:t>
       </w:r>
     </w:p>
     <w:p>
@@ -697,7 +697,7 @@
         <w:pStyle w:val="BodyText"/>
       </w:pPr>
       <w:r>
-        <w:t xml:space="preserve">____________________________________________________________________</w:t>
+        <w:t xml:space="preserve">Line 2: ____________________________________________________________________</w:t>
       </w:r>
     </w:p>
     <w:p>
@@ -798,9 +798,9 @@
       <w:pPr>
         <w:pStyle w:val="Heading3"/>
       </w:pPr>
-      <w:bookmarkStart w:id="26" w:name="after-the-class-analysis-revise"/>
-      <w:r>
-        <w:t xml:space="preserve">After the class analysis, revise</w:t>
+      <w:bookmarkStart w:id="26" w:name="X610d98c7699ed6244ddf0fb3a80983862e52a34"/>
+      <w:r>
+        <w:t xml:space="preserve">After the class looks at two answers, fix one part</w:t>
       </w:r>
       <w:bookmarkEnd w:id="26"/>
     </w:p>
@@ -843,7 +843,7 @@
         <w:pStyle w:val="BodyText"/>
       </w:pPr>
       <w:r>
-        <w:t xml:space="preserve">____________________________________________________________________</w:t>
+        <w:t xml:space="preserve">Line 2: ____________________________________________________________________</w:t>
       </w:r>
     </w:p>
     <w:p>
@@ -888,7 +888,7 @@
         <w:t xml:space="preserve"> </w:t>
       </w:r>
       <w:r>
-        <w:t xml:space="preserve">Those need a story, and a story needs four parts.</w:t>
+        <w:t xml:space="preserve">A question like that needs a story. A story needs four parts.</w:t>
       </w:r>
     </w:p>
     <w:tbl>
@@ -1430,7 +1430,7 @@
         <w:pStyle w:val="FirstParagraph"/>
       </w:pPr>
       <w:r>
-        <w:t xml:space="preserve">Open your FACS folder. Find one moment from this year when something went wrong, or something had to get done under a time limit. It does not have to be a story where you were the hero.</w:t>
+        <w:t xml:space="preserve">Open your FACS folder. Find one moment from this year when something went wrong. Or find a moment when something had to get done under a time limit. You do not have to be the hero of the story.</w:t>
       </w:r>
       <w:r>
         <w:t xml:space="preserve"> </w:t>
@@ -1791,7 +1791,7 @@
         <w:rPr>
           <w:b/>
         </w:rPr>
-        <w:t xml:space="preserve">3 qualities you have that make you a strong candidate:</w:t>
+        <w:t xml:space="preserve">3 qualities you have that make you a strong candidate (a person worth hiring):</w:t>
       </w:r>
     </w:p>
     <w:p>
@@ -1855,7 +1855,7 @@
         <w:pStyle w:val="BodyText"/>
       </w:pPr>
       <w:r>
-        <w:t xml:space="preserve">____________________________________________________________________</w:t>
+        <w:t xml:space="preserve">Line 1: ____________________________________________________________________</w:t>
       </w:r>
     </w:p>
     <w:sectPr>
